--- a/docs/Product_Requirements_Integration_Agentic_Builder.docx
+++ b/docs/Product_Requirements_Integration_Agentic_Builder.docx
@@ -10,7 +10,7 @@
         <w:rPr>
           <w:color w:val="004F9F"/>
         </w:rPr>
-        <w:t>Integration Agentic Builder — Product Requirements</w:t>
+        <w:t>Agentic Interoperability Builder — Product Requirements</w:t>
       </w:r>
     </w:p>
     <w:p>
@@ -30,7 +30,7 @@
           <w:i/>
           <w:color w:val="555555"/>
         </w:rPr>
-        <w:t xml:space="preserve"> Integration Agentic Builder (AIB). An AI agent that builds healthcare interfaces by chat.</w:t>
+        <w:t xml:space="preserve"> Agentic Interoperability Builder (AIB). An AI agent that builds healthcare interfaces by chat.</w:t>
       </w:r>
     </w:p>
     <w:p>
@@ -157,7 +157,7 @@
           <w:i/>
           <w:color w:val="555555"/>
         </w:rPr>
-        <w:t xml:space="preserve"> (Health Interop AI Copilot) and the standalone</w:t>
+        <w:t xml:space="preserve"> (originally published as "Health Interop AI Copilot") and the standalone</w:t>
       </w:r>
     </w:p>
     <w:p>
@@ -246,7 +246,7 @@
     </w:p>
     <w:p>
       <w:r>
-        <w:t>The Integration Agentic Builder helps an integration engineer build healthcare interfaces in Health Connect Cloud by describing them in plain language — or by handing over a specification document. The agent researches the platform, proposes a plan, and, on the engineer's approval, builds the productions, transformations, routing rules and lookup tables using real IRIS APIs.</w:t>
+        <w:t>The Agentic Interoperability Builder helps an integration engineer build healthcare interfaces in Health Connect Cloud by describing them in plain language — or by handing over a specification document. The agent researches the platform, proposes a plan, and, on the engineer's approval, builds the productions, transformations, routing rules and lookup tables using real IRIS APIs.</w:t>
       </w:r>
     </w:p>
     <w:p>
@@ -6488,7 +6488,7 @@
         <w:t>docs/PRD.md</w:t>
       </w:r>
       <w:r>
-        <w:t xml:space="preserve"> (Health Interop AI Copilot) and the standalone </w:t>
+        <w:t xml:space="preserve"> (Agentic Interoperability Builder) and the standalone </w:t>
       </w:r>
       <w:r>
         <w:rPr>

--- a/docs/Product_Requirements_Integration_Agentic_Builder.docx
+++ b/docs/Product_Requirements_Integration_Agentic_Builder.docx
@@ -10,7 +10,7 @@
         <w:rPr>
           <w:color w:val="004F9F"/>
         </w:rPr>
-        <w:t>Agentic Interoperability Builder — Product Requirements</w:t>
+        <w:t>Agentic Integration Builder — Product Requirements</w:t>
       </w:r>
     </w:p>
     <w:p>
@@ -30,7 +30,7 @@
           <w:i/>
           <w:color w:val="555555"/>
         </w:rPr>
-        <w:t xml:space="preserve"> Agentic Interoperability Builder (AIB). An AI agent that builds healthcare interfaces by chat.</w:t>
+        <w:t xml:space="preserve"> Agentic Integration Builder (AIB). An AI agent that builds healthcare interfaces by chat.</w:t>
       </w:r>
     </w:p>
     <w:p>
@@ -246,7 +246,7 @@
     </w:p>
     <w:p>
       <w:r>
-        <w:t>The Agentic Interoperability Builder helps an integration engineer build healthcare interfaces in Health Connect Cloud by describing them in plain language — or by handing over a specification document. The agent researches the platform, proposes a plan, and, on the engineer's approval, builds the productions, transformations, routing rules and lookup tables using real IRIS APIs.</w:t>
+        <w:t>The Agentic Integration Builder helps an integration engineer build healthcare interfaces in Health Connect Cloud by describing them in plain language — or by handing over a specification document. The agent researches the platform, proposes a plan, and, on the engineer's approval, builds the productions, transformations, routing rules and lookup tables using real IRIS APIs.</w:t>
       </w:r>
     </w:p>
     <w:p>
@@ -6488,7 +6488,7 @@
         <w:t>docs/PRD.md</w:t>
       </w:r>
       <w:r>
-        <w:t xml:space="preserve"> (Agentic Interoperability Builder) and the standalone </w:t>
+        <w:t xml:space="preserve"> (Agentic Integration Builder) and the standalone </w:t>
       </w:r>
       <w:r>
         <w:rPr>
